--- a/backend/static/templates/certificate_template.docx
+++ b/backend/static/templates/certificate_template.docx
@@ -455,7 +455,7 @@
           </mc:Choice>
           <mc:Fallback>
             <w:pict>
-              <v:group w14:anchorId="405EC9A3" id="Group 1" o:spid="_x0000_s1026" style="position:absolute;margin-left:.75pt;margin-top:.1pt;width:594pt;height:841.9pt;z-index:-15784448;mso-wrap-distance-left:0;mso-wrap-distance-right:0;mso-position-horizontal-relative:page;mso-position-vertical-relative:page" coordsize="75438,106921" o:gfxdata="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">
+              <v:group w14:anchorId="04212DE2" id="Group 1" o:spid="_x0000_s1026" style="position:absolute;margin-left:.75pt;margin-top:.1pt;width:594pt;height:841.9pt;z-index:-15784448;mso-wrap-distance-left:0;mso-wrap-distance-right:0;mso-position-horizontal-relative:page;mso-position-vertical-relative:page" coordsize="75438,106921" o:gfxdata="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